--- a/Collatio/13/1. Textos/1. Marcados/13-G.docx
+++ b/Collatio/13/1. Textos/1. Marcados/13-G.docx
@@ -1,88 +1,88 @@
 
 <file path=word/document.xml><?xml version="1.0" encoding="utf-8"?>
-<w:document xmlns:wpc="http://schemas.microsoft.com/office/word/2010/wordprocessingCanvas" xmlns:cx="http://schemas.microsoft.com/office/drawing/2014/chartex" xmlns:cx1="http://schemas.microsoft.com/office/drawing/2015/9/8/chartex" xmlns:cx2="http://schemas.microsoft.com/office/drawing/2015/10/21/chartex" xmlns:cx3="http://schemas.microsoft.com/office/drawing/2016/5/9/chartex" xmlns:cx4="http://schemas.microsoft.com/office/drawing/2016/5/10/chartex" xmlns:cx5="http://schemas.microsoft.com/office/drawing/2016/5/11/chartex" xmlns:cx6="http://schemas.microsoft.com/office/drawing/2016/5/12/chartex" xmlns:cx7="http://schemas.microsoft.com/office/drawing/2016/5/13/chartex" xmlns:cx8="http://schemas.microsoft.com/office/drawing/2016/5/14/chartex" xmlns:mc="http://schemas.openxmlformats.org/markup-compatibility/2006" xmlns:aink="http://schemas.microsoft.com/office/drawing/2016/ink" xmlns:am3d="http://schemas.microsoft.com/office/drawing/2017/model3d" xmlns:o="urn:schemas-microsoft-com:office:office" xmlns:oel="http://schemas.microsoft.com/office/2019/extlst" xmlns:r="http://schemas.openxmlformats.org/officeDocument/2006/relationships" xmlns:m="http://schemas.openxmlformats.org/officeDocument/2006/math" xmlns:v="urn:schemas-microsoft-com:vml" xmlns:wp14="http://schemas.microsoft.com/office/word/2010/wordprocessingDrawing" xmlns:wp="http://schemas.openxmlformats.org/drawingml/2006/wordprocessingDrawing" xmlns:w10="urn:schemas-microsoft-com:office:word" xmlns:w="http://schemas.openxmlformats.org/wordprocessingml/2006/main" xmlns:w14="http://schemas.microsoft.com/office/word/2010/wordml" xmlns:w15="http://schemas.microsoft.com/office/word/2012/wordml" xmlns:w16cex="http://schemas.microsoft.com/office/word/2018/wordml/cex" xmlns:w16cid="http://schemas.microsoft.com/office/word/2016/wordml/cid" xmlns:w16="http://schemas.microsoft.com/office/word/2018/wordml" xmlns:w16du="http://schemas.microsoft.com/office/word/2023/wordml/word16du" xmlns:w16sdtdh="http://schemas.microsoft.com/office/word/2020/wordml/sdtdatahash" xmlns:w16se="http://schemas.microsoft.com/office/word/2015/wordml/symex" xmlns:wpg="http://schemas.microsoft.com/office/word/2010/wordprocessingGroup" xmlns:wpi="http://schemas.microsoft.com/office/word/2010/wordprocessingInk" xmlns:wne="http://schemas.microsoft.com/office/word/2006/wordml" xmlns:wps="http://schemas.microsoft.com/office/word/2010/wordprocessingShape" mc:Ignorable="w14 w15 w16se w16cid w16 w16cex w16sdtdh wp14">
+<w:document xmlns:wpc="http://schemas.microsoft.com/office/word/2010/wordprocessingCanvas" xmlns:cx="http://schemas.microsoft.com/office/drawing/2014/chartex" xmlns:cx1="http://schemas.microsoft.com/office/drawing/2015/9/8/chartex" xmlns:cx2="http://schemas.microsoft.com/office/drawing/2015/10/21/chartex" xmlns:cx3="http://schemas.microsoft.com/office/drawing/2016/5/9/chartex" xmlns:cx4="http://schemas.microsoft.com/office/drawing/2016/5/10/chartex" xmlns:cx5="http://schemas.microsoft.com/office/drawing/2016/5/11/chartex" xmlns:cx6="http://schemas.microsoft.com/office/drawing/2016/5/12/chartex" xmlns:cx7="http://schemas.microsoft.com/office/drawing/2016/5/13/chartex" xmlns:cx8="http://schemas.microsoft.com/office/drawing/2016/5/14/chartex" xmlns:mc="http://schemas.openxmlformats.org/markup-compatibility/2006" xmlns:aink="http://schemas.microsoft.com/office/drawing/2016/ink" xmlns:am3d="http://schemas.microsoft.com/office/drawing/2017/model3d" xmlns:o="urn:schemas-microsoft-com:office:office" xmlns:oel="http://schemas.microsoft.com/office/2019/extlst" xmlns:r="http://schemas.openxmlformats.org/officeDocument/2006/relationships" xmlns:m="http://schemas.openxmlformats.org/officeDocument/2006/math" xmlns:v="urn:schemas-microsoft-com:vml" xmlns:wp14="http://schemas.microsoft.com/office/word/2010/wordprocessingDrawing" xmlns:wp="http://schemas.openxmlformats.org/drawingml/2006/wordprocessingDrawing" xmlns:w10="urn:schemas-microsoft-com:office:word" xmlns:w="http://schemas.openxmlformats.org/wordprocessingml/2006/main" xmlns:w14="http://schemas.microsoft.com/office/word/2010/wordml" xmlns:w15="http://schemas.microsoft.com/office/word/2012/wordml" xmlns:w16cex="http://schemas.microsoft.com/office/word/2018/wordml/cex" xmlns:w16cid="http://schemas.microsoft.com/office/word/2016/wordml/cid" xmlns:w16="http://schemas.microsoft.com/office/word/2018/wordml" xmlns:w16du="http://schemas.microsoft.com/office/word/2023/wordml/word16du" xmlns:w16sdtdh="http://schemas.microsoft.com/office/word/2020/wordml/sdtdatahash" xmlns:w16sdtfl="http://schemas.microsoft.com/office/word/2024/wordml/sdtformatlock" xmlns:w16se="http://schemas.microsoft.com/office/word/2015/wordml/symex" xmlns:wpg="http://schemas.microsoft.com/office/word/2010/wordprocessingGroup" xmlns:wpi="http://schemas.microsoft.com/office/word/2010/wordprocessingInk" xmlns:wne="http://schemas.microsoft.com/office/word/2006/wordml" xmlns:wps="http://schemas.microsoft.com/office/word/2010/wordprocessingShape" mc:Ignorable="w14 w15 w16se w16cid w16 w16cex w16sdtdh w16sdtfl w16du wp14">
   <w:body>
     <w:p>
       <w:pPr>
         <w:rPr>
-          <w:rFonts w:ascii="Garamond" w:hAnsi="Garamond"/>
+          <w:rFonts w:ascii="Brill" w:hAnsi="Brill"/>
         </w:rPr>
       </w:pPr>
       <w:r>
         <w:rPr>
-          <w:rFonts w:ascii="Garamond" w:hAnsi="Garamond"/>
+          <w:rFonts w:ascii="Brill" w:hAnsi="Brill"/>
           <w:color w:val="FF0000"/>
         </w:rPr>
         <w:t>71v</w:t>
       </w:r>
       <w:r>
         <w:rPr>
-          <w:rFonts w:ascii="Garamond" w:hAnsi="Garamond"/>
-          <w:lang w:val="es-ES"/>
-        </w:rPr>
-        <w:t xml:space="preserve"> </w:t>
-      </w:r>
-      <w:r>
-        <w:rPr>
-          <w:rFonts w:ascii="Garamond" w:hAnsi="Garamond"/>
+          <w:rFonts w:ascii="Brill" w:hAnsi="Brill"/>
+          <w:lang w:val="es-ES"/>
+        </w:rPr>
+        <w:t xml:space="preserve"> </w:t>
+      </w:r>
+      <w:r>
+        <w:rPr>
+          <w:rFonts w:ascii="Brill" w:hAnsi="Brill"/>
         </w:rPr>
         <w:t xml:space="preserve">Pregunto el diciplo al maestro poder me as dar razon de como pudo santa </w:t>
       </w:r>
       <w:r>
         <w:rPr>
-          <w:rFonts w:ascii="Garamond" w:hAnsi="Garamond"/>
+          <w:rFonts w:ascii="Brill" w:hAnsi="Brill"/>
         </w:rPr>
         <w:t>Maria</w:t>
       </w:r>
       <w:r>
         <w:rPr>
-          <w:rFonts w:ascii="Garamond" w:hAnsi="Garamond"/>
+          <w:rFonts w:ascii="Brill" w:hAnsi="Brill"/>
         </w:rPr>
         <w:t xml:space="preserve"> fincar virgen despues qu</w:t>
       </w:r>
       <w:r>
         <w:rPr>
-          <w:rFonts w:ascii="Garamond" w:hAnsi="Garamond"/>
-          <w:lang w:val="es-ES"/>
-        </w:rPr>
-        <w:t xml:space="preserve"> </w:t>
-      </w:r>
-      <w:r>
-        <w:rPr>
-          <w:rFonts w:ascii="Garamond" w:hAnsi="Garamond"/>
+          <w:rFonts w:ascii="Brill" w:hAnsi="Brill"/>
+          <w:lang w:val="es-ES"/>
+        </w:rPr>
+        <w:t xml:space="preserve"> </w:t>
+      </w:r>
+      <w:r>
+        <w:rPr>
+          <w:rFonts w:ascii="Brill" w:hAnsi="Brill"/>
         </w:rPr>
         <w:t>el nuestro señor nacio d</w:t>
       </w:r>
       <w:r>
         <w:rPr>
-          <w:rFonts w:ascii="Garamond" w:hAnsi="Garamond"/>
-          <w:lang w:val="es-ES"/>
-        </w:rPr>
-        <w:t xml:space="preserve"> </w:t>
-      </w:r>
-      <w:r>
-        <w:rPr>
-          <w:rFonts w:ascii="Garamond" w:hAnsi="Garamond"/>
+          <w:rFonts w:ascii="Brill" w:hAnsi="Brill"/>
+          <w:lang w:val="es-ES"/>
+        </w:rPr>
+        <w:t xml:space="preserve"> </w:t>
+      </w:r>
+      <w:r>
+        <w:rPr>
+          <w:rFonts w:ascii="Brill" w:hAnsi="Brill"/>
         </w:rPr>
         <w:t>ella. Respondio el maestro a eso que me tu dizes e demandas no te puedo responder por razon natural mas tanto te puedo ende dezir Sepas que aquel señor que ovo poder de encarnar en ella</w:t>
       </w:r>
       <w:r>
         <w:rPr>
-          <w:rFonts w:ascii="Garamond" w:hAnsi="Garamond"/>
-          <w:lang w:val="es-ES"/>
-        </w:rPr>
-        <w:t xml:space="preserve"> </w:t>
-      </w:r>
-      <w:r>
-        <w:rPr>
-          <w:rFonts w:ascii="Garamond" w:hAnsi="Garamond"/>
+          <w:rFonts w:ascii="Brill" w:hAnsi="Brill"/>
+          <w:lang w:val="es-ES"/>
+        </w:rPr>
+        <w:t xml:space="preserve"> </w:t>
+      </w:r>
+      <w:r>
+        <w:rPr>
+          <w:rFonts w:ascii="Brill" w:hAnsi="Brill"/>
           <w:color w:val="FF0000"/>
         </w:rPr>
         <w:t>72r</w:t>
       </w:r>
       <w:r>
         <w:rPr>
-          <w:rFonts w:ascii="Garamond" w:hAnsi="Garamond"/>
+          <w:rFonts w:ascii="Brill" w:hAnsi="Brill"/>
           <w:color w:val="FF0000"/>
           <w:lang w:val="es-ES"/>
         </w:rPr>
@@ -90,53 +90,53 @@
       </w:r>
       <w:r>
         <w:rPr>
-          <w:rFonts w:ascii="Garamond" w:hAnsi="Garamond"/>
+          <w:rFonts w:ascii="Brill" w:hAnsi="Brill"/>
         </w:rPr>
         <w:t>sin ser corrubta ese mesmo ovo poder de nacer d</w:t>
       </w:r>
       <w:r>
         <w:rPr>
-          <w:rFonts w:ascii="Garamond" w:hAnsi="Garamond"/>
-          <w:lang w:val="es-ES"/>
-        </w:rPr>
-        <w:t xml:space="preserve"> </w:t>
-      </w:r>
-      <w:r>
-        <w:rPr>
-          <w:rFonts w:ascii="Garamond" w:hAnsi="Garamond"/>
+          <w:rFonts w:ascii="Brill" w:hAnsi="Brill"/>
+          <w:lang w:val="es-ES"/>
+        </w:rPr>
+        <w:t xml:space="preserve"> </w:t>
+      </w:r>
+      <w:r>
+        <w:rPr>
+          <w:rFonts w:ascii="Brill" w:hAnsi="Brill"/>
         </w:rPr>
         <w:t>ella sin corronpimiento ninguno que ella tomase en si e de esto te dare seme</w:t>
       </w:r>
       <w:r>
         <w:rPr>
-          <w:rFonts w:ascii="Garamond" w:hAnsi="Garamond"/>
+          <w:rFonts w:ascii="Brill" w:hAnsi="Brill"/>
           <w:lang w:val="es-ES"/>
         </w:rPr>
         <w:t>j</w:t>
       </w:r>
       <w:r>
         <w:rPr>
-          <w:rFonts w:ascii="Garamond" w:hAnsi="Garamond"/>
+          <w:rFonts w:ascii="Brill" w:hAnsi="Brill"/>
         </w:rPr>
         <w:t>anca natural. Para mientes a la vidriera que es fecha de vidrio e veras el vidrio naturalmente que es grueso e espeso e por esta razon ha poder de rescebir agua. o vino que en ello echan e tiene</w:t>
       </w:r>
       <w:r>
         <w:rPr>
-          <w:rFonts w:ascii="Garamond" w:hAnsi="Garamond"/>
-          <w:lang w:val="es-ES"/>
-        </w:rPr>
-        <w:t xml:space="preserve"> </w:t>
-      </w:r>
-      <w:r>
-        <w:rPr>
-          <w:rFonts w:ascii="Garamond" w:hAnsi="Garamond"/>
+          <w:rFonts w:ascii="Brill" w:hAnsi="Brill"/>
+          <w:lang w:val="es-ES"/>
+        </w:rPr>
+        <w:t xml:space="preserve"> </w:t>
+      </w:r>
+      <w:r>
+        <w:rPr>
+          <w:rFonts w:ascii="Brill" w:hAnsi="Brill"/>
         </w:rPr>
         <w:t>lo en si tanto quanto om</w:t>
       </w:r>
       <w:proofErr w:type="spellStart"/>
       <w:r>
         <w:rPr>
-          <w:rFonts w:ascii="Garamond" w:hAnsi="Garamond"/>
+          <w:rFonts w:ascii="Brill" w:hAnsi="Brill"/>
           <w:lang w:val="es-ES"/>
         </w:rPr>
         <w:t>br</w:t>
@@ -144,91 +144,91 @@
       <w:proofErr w:type="spellEnd"/>
       <w:r>
         <w:rPr>
-          <w:rFonts w:ascii="Garamond" w:hAnsi="Garamond"/>
+          <w:rFonts w:ascii="Brill" w:hAnsi="Brill"/>
         </w:rPr>
         <w:t>e quiere e non se puede consumir Pues esta vidriera que es fecha d</w:t>
       </w:r>
       <w:r>
         <w:rPr>
-          <w:rFonts w:ascii="Garamond" w:hAnsi="Garamond"/>
-          <w:lang w:val="es-ES"/>
-        </w:rPr>
-        <w:t xml:space="preserve"> </w:t>
-      </w:r>
-      <w:r>
-        <w:rPr>
-          <w:rFonts w:ascii="Garamond" w:hAnsi="Garamond"/>
+          <w:rFonts w:ascii="Brill" w:hAnsi="Brill"/>
+          <w:lang w:val="es-ES"/>
+        </w:rPr>
+        <w:t xml:space="preserve"> </w:t>
+      </w:r>
+      <w:r>
+        <w:rPr>
+          <w:rFonts w:ascii="Brill" w:hAnsi="Brill"/>
         </w:rPr>
         <w:t>este vidrio que te de suso dixe que naturalmente es tan grueso e tan espeso veras el rayo del sol que paso de la otra parte sin quebrantar</w:t>
       </w:r>
       <w:r>
         <w:rPr>
-          <w:rFonts w:ascii="Garamond" w:hAnsi="Garamond"/>
-          <w:lang w:val="es-ES"/>
-        </w:rPr>
-        <w:t xml:space="preserve"> </w:t>
-      </w:r>
-      <w:r>
-        <w:rPr>
-          <w:rFonts w:ascii="Garamond" w:hAnsi="Garamond"/>
+          <w:rFonts w:ascii="Brill" w:hAnsi="Brill"/>
+          <w:lang w:val="es-ES"/>
+        </w:rPr>
+        <w:t xml:space="preserve"> </w:t>
+      </w:r>
+      <w:r>
+        <w:rPr>
+          <w:rFonts w:ascii="Brill" w:hAnsi="Brill"/>
         </w:rPr>
         <w:t>la e sin corronper</w:t>
       </w:r>
       <w:r>
         <w:rPr>
-          <w:rFonts w:ascii="Garamond" w:hAnsi="Garamond"/>
-          <w:lang w:val="es-ES"/>
-        </w:rPr>
-        <w:t xml:space="preserve"> </w:t>
-      </w:r>
-      <w:r>
-        <w:rPr>
-          <w:rFonts w:ascii="Garamond" w:hAnsi="Garamond"/>
+          <w:rFonts w:ascii="Brill" w:hAnsi="Brill"/>
+          <w:lang w:val="es-ES"/>
+        </w:rPr>
+        <w:t xml:space="preserve"> </w:t>
+      </w:r>
+      <w:r>
+        <w:rPr>
+          <w:rFonts w:ascii="Brill" w:hAnsi="Brill"/>
         </w:rPr>
         <w:t xml:space="preserve">la E asi como el sol va andando e se muda de aquel derecho asi se va tornando el rayo por aquel logar por donde entro e finca ella tan sana como de primero E en esta guisa contecio lo de santa </w:t>
       </w:r>
       <w:r>
         <w:rPr>
-          <w:rFonts w:ascii="Garamond" w:hAnsi="Garamond"/>
+          <w:rFonts w:ascii="Brill" w:hAnsi="Brill"/>
         </w:rPr>
         <w:t>Maria</w:t>
       </w:r>
       <w:r>
         <w:rPr>
-          <w:rFonts w:ascii="Garamond" w:hAnsi="Garamond"/>
+          <w:rFonts w:ascii="Brill" w:hAnsi="Brill"/>
         </w:rPr>
         <w:t xml:space="preserve"> quando concibio primero E despues quando pario E en esta razon non fallamos om</w:t>
       </w:r>
       <w:r>
         <w:rPr>
-          <w:rFonts w:ascii="Garamond" w:hAnsi="Garamond"/>
+          <w:rFonts w:ascii="Brill" w:hAnsi="Brill"/>
           <w:lang w:val="es-ES"/>
         </w:rPr>
         <w:t>br</w:t>
       </w:r>
       <w:r>
         <w:rPr>
-          <w:rFonts w:ascii="Garamond" w:hAnsi="Garamond"/>
+          <w:rFonts w:ascii="Brill" w:hAnsi="Brill"/>
         </w:rPr>
         <w:t>e en el mundo que pueda dar otro recaudo si non este ca todo fue</w:t>
       </w:r>
       <w:r>
         <w:rPr>
-          <w:rFonts w:ascii="Garamond" w:hAnsi="Garamond"/>
-          <w:lang w:val="es-ES"/>
-        </w:rPr>
-        <w:t xml:space="preserve"> </w:t>
-      </w:r>
-      <w:r>
-        <w:rPr>
-          <w:rFonts w:ascii="Garamond" w:hAnsi="Garamond"/>
+          <w:rFonts w:ascii="Brill" w:hAnsi="Brill"/>
+          <w:lang w:val="es-ES"/>
+        </w:rPr>
+        <w:t xml:space="preserve"> </w:t>
+      </w:r>
+      <w:r>
+        <w:rPr>
+          <w:rFonts w:ascii="Brill" w:hAnsi="Brill"/>
           <w:color w:val="FF0000"/>
         </w:rPr>
         <w:t>72v</w:t>
       </w:r>
       <w:r>
         <w:rPr>
-          <w:rFonts w:ascii="Garamond" w:hAnsi="Garamond"/>
+          <w:rFonts w:ascii="Brill" w:hAnsi="Brill"/>
           <w:color w:val="FF0000"/>
           <w:lang w:val="es-ES"/>
         </w:rPr>
@@ -236,19 +236,19 @@
       </w:r>
       <w:r>
         <w:rPr>
-          <w:rFonts w:ascii="Garamond" w:hAnsi="Garamond"/>
+          <w:rFonts w:ascii="Brill" w:hAnsi="Brill"/>
         </w:rPr>
         <w:t xml:space="preserve">obra de miraglo que el nuestro señor quiso mostrar en si mesmo e en la bien aventurada santa </w:t>
       </w:r>
       <w:r>
         <w:rPr>
-          <w:rFonts w:ascii="Garamond" w:hAnsi="Garamond"/>
+          <w:rFonts w:ascii="Brill" w:hAnsi="Brill"/>
         </w:rPr>
         <w:t>Maria</w:t>
       </w:r>
       <w:r>
         <w:rPr>
-          <w:rFonts w:ascii="Garamond" w:hAnsi="Garamond"/>
+          <w:rFonts w:ascii="Brill" w:hAnsi="Brill"/>
         </w:rPr>
         <w:t xml:space="preserve"> su madre.</w:t>
       </w:r>
@@ -264,7 +264,7 @@
 </file>
 
 <file path=word/styles.xml><?xml version="1.0" encoding="utf-8"?>
-<w:styles xmlns:mc="http://schemas.openxmlformats.org/markup-compatibility/2006" xmlns:r="http://schemas.openxmlformats.org/officeDocument/2006/relationships" xmlns:w="http://schemas.openxmlformats.org/wordprocessingml/2006/main" xmlns:w14="http://schemas.microsoft.com/office/word/2010/wordml" xmlns:w15="http://schemas.microsoft.com/office/word/2012/wordml" xmlns:w16cex="http://schemas.microsoft.com/office/word/2018/wordml/cex" xmlns:w16cid="http://schemas.microsoft.com/office/word/2016/wordml/cid" xmlns:w16="http://schemas.microsoft.com/office/word/2018/wordml" xmlns:w16sdtdh="http://schemas.microsoft.com/office/word/2020/wordml/sdtdatahash" xmlns:w16se="http://schemas.microsoft.com/office/word/2015/wordml/symex" mc:Ignorable="w14 w15 w16se w16cid w16 w16cex w16sdtdh">
+<w:styles xmlns:mc="http://schemas.openxmlformats.org/markup-compatibility/2006" xmlns:r="http://schemas.openxmlformats.org/officeDocument/2006/relationships" xmlns:w="http://schemas.openxmlformats.org/wordprocessingml/2006/main" xmlns:w14="http://schemas.microsoft.com/office/word/2010/wordml" xmlns:w15="http://schemas.microsoft.com/office/word/2012/wordml" xmlns:w16cex="http://schemas.microsoft.com/office/word/2018/wordml/cex" xmlns:w16cid="http://schemas.microsoft.com/office/word/2016/wordml/cid" xmlns:w16="http://schemas.microsoft.com/office/word/2018/wordml" xmlns:w16du="http://schemas.microsoft.com/office/word/2023/wordml/word16du" xmlns:w16sdtdh="http://schemas.microsoft.com/office/word/2020/wordml/sdtdatahash" xmlns:w16sdtfl="http://schemas.microsoft.com/office/word/2024/wordml/sdtformatlock" xmlns:w16se="http://schemas.microsoft.com/office/word/2015/wordml/symex" mc:Ignorable="w14 w15 w16se w16cid w16 w16cex w16sdtdh w16sdtfl w16du">
   <w:docDefaults>
     <w:rPrDefault>
       <w:rPr>
